--- a/ADXD2SD3M5-Mike/GIT/Github Action/GitHub_Actions_Lab_basics.docx
+++ b/ADXD2SD3M5-Mike/GIT/Github Action/GitHub_Actions_Lab_basics.docx
@@ -812,6 +812,9 @@
       </w:r>
       <w:r>
         <w:br/>
+      </w:r>
+      <w:r>
+        <w:lastRenderedPageBreak/>
         <w:t xml:space="preserve">Create a new repo in Git like </w:t>
       </w:r>
       <w:r>
@@ -995,32 +998,75 @@
           <w:rFonts w:asciiTheme="majorBidi" w:hAnsiTheme="majorBidi" w:cstheme="majorBidi"/>
           <w:b/>
           <w:bCs/>
+          <w:sz w:val="20"/>
+          <w:szCs w:val="20"/>
+          <w:lang w:val="en-GB"/>
+        </w:rPr>
+      </w:pPr>
+      <w:r>
+        <w:rPr>
+          <w:rFonts w:ascii="Courier New" w:hAnsi="Courier New" w:cs="Courier New"/>
+          <w:b/>
+          <w:bCs/>
           <w:sz w:val="24"/>
           <w:szCs w:val="24"/>
           <w:lang w:val="en-GB"/>
         </w:rPr>
-      </w:pPr>
-      <w:r>
-        <w:rPr>
-          <w:rFonts w:ascii="Courier New" w:hAnsi="Courier New" w:cs="Courier New"/>
-          <w:b/>
-          <w:bCs/>
-          <w:sz w:val="24"/>
-          <w:szCs w:val="24"/>
-          <w:lang w:val="en-GB"/>
-        </w:rPr>
         <w:t xml:space="preserve">git remote add origin </w:t>
       </w:r>
+      <w:hyperlink r:id="rId7" w:history="1">
+        <w:r>
+          <w:rPr>
+            <w:rStyle w:val="Hyperlink"/>
+            <w:rFonts w:asciiTheme="majorBidi" w:hAnsiTheme="majorBidi" w:cstheme="majorBidi"/>
+            <w:b/>
+            <w:bCs/>
+            <w:sz w:val="20"/>
+            <w:szCs w:val="20"/>
+            <w:lang w:val="en-GB"/>
+          </w:rPr>
+          <w:t>https://github.com/&lt;your</w:t>
+        </w:r>
+      </w:hyperlink>
       <w:r>
         <w:rPr>
           <w:rFonts w:asciiTheme="majorBidi" w:hAnsiTheme="majorBidi" w:cstheme="majorBidi"/>
           <w:b/>
           <w:bCs/>
-          <w:sz w:val="24"/>
-          <w:szCs w:val="24"/>
-          <w:lang w:val="en-GB"/>
-        </w:rPr>
-        <w:t>https://github.com/mikebaradaran/githu-action1.git</w:t>
+          <w:sz w:val="20"/>
+          <w:szCs w:val="20"/>
+          <w:lang w:val="en-GB"/>
+        </w:rPr>
+        <w:t xml:space="preserve"> </w:t>
+      </w:r>
+      <w:r>
+        <w:rPr>
+          <w:rStyle w:val="Hyperlink"/>
+          <w:sz w:val="18"/>
+          <w:szCs w:val="18"/>
+          <w:lang w:val="en-GB"/>
+        </w:rPr>
+        <w:t>GitHub user name&gt;</w:t>
+      </w:r>
+      <w:r>
+        <w:rPr>
+          <w:rStyle w:val="Hyperlink"/>
+          <w:sz w:val="18"/>
+          <w:szCs w:val="18"/>
+          <w:lang w:val="en-GB"/>
+        </w:rPr>
+        <w:t>/</w:t>
+      </w:r>
+      <w:r>
+        <w:rPr>
+          <w:rFonts w:asciiTheme="majorBidi" w:hAnsiTheme="majorBidi" w:cstheme="majorBidi"/>
+          <w:b/>
+          <w:bCs/>
+          <w:sz w:val="20"/>
+          <w:szCs w:val="20"/>
+          <w:lang w:val="en-GB"/>
+        </w:rPr>
+        <w:t>githu-action1.git</w:t>
       </w:r>
     </w:p>
     <w:p>
@@ -2026,6 +2072,19 @@
         </w:rPr>
         <w:t>ls *.html</w:t>
       </w:r>
+      <w:r>
+        <w:rPr>
+          <w:rFonts w:ascii="Cascadia Mono" w:hAnsi="Cascadia Mono" w:cs="Cascadia Mono"/>
+          <w:b/>
+          <w:bCs/>
+          <w:color w:val="A31515"/>
+          <w:sz w:val="19"/>
+          <w:szCs w:val="19"/>
+          <w:highlight w:val="white"/>
+          <w:lang w:val="en-GB"/>
+        </w:rPr>
+        <w:t xml:space="preserve"> || exit 1</w:t>
+      </w:r>
     </w:p>
     <w:p>
       <w:pPr>
@@ -2425,6 +2484,7 @@
         </w:rPr>
       </w:pPr>
       <w:r>
+        <w:lastRenderedPageBreak/>
         <w:t>Save all files and then commit and push the workflow file.</w:t>
       </w:r>
       <w:r>
@@ -2599,7 +2659,7 @@
                     <pic:cNvPicPr/>
                   </pic:nvPicPr>
                   <pic:blipFill>
-                    <a:blip r:embed="rId7"/>
+                    <a:blip r:embed="rId8"/>
                     <a:stretch>
                       <a:fillRect/>
                     </a:stretch>
@@ -2658,7 +2718,7 @@
                     <pic:cNvPicPr/>
                   </pic:nvPicPr>
                   <pic:blipFill>
-                    <a:blip r:embed="rId8"/>
+                    <a:blip r:embed="rId9"/>
                     <a:stretch>
                       <a:fillRect/>
                     </a:stretch>
@@ -2756,6 +2816,7 @@
         <w:keepLines/>
       </w:pPr>
       <w:r>
+        <w:lastRenderedPageBreak/>
         <w:t xml:space="preserve">Elect your repository and then go to its settings   </w:t>
       </w:r>
       <w:r>
@@ -2781,7 +2842,7 @@
                     <pic:cNvPicPr/>
                   </pic:nvPicPr>
                   <pic:blipFill>
-                    <a:blip r:embed="rId9"/>
+                    <a:blip r:embed="rId10"/>
                     <a:stretch>
                       <a:fillRect/>
                     </a:stretch>
@@ -2863,7 +2924,7 @@
                     <pic:cNvPicPr/>
                   </pic:nvPicPr>
                   <pic:blipFill>
-                    <a:blip r:embed="rId10"/>
+                    <a:blip r:embed="rId11"/>
                     <a:stretch>
                       <a:fillRect/>
                     </a:stretch>
@@ -4212,6 +4273,7 @@
         <w:rPr>
           <w:rStyle w:val="Heading2Char"/>
         </w:rPr>
+        <w:lastRenderedPageBreak/>
         <w:t>Commit and push the changes.</w:t>
       </w:r>
     </w:p>
@@ -4256,7 +4318,7 @@
                     <pic:cNvPicPr/>
                   </pic:nvPicPr>
                   <pic:blipFill>
-                    <a:blip r:embed="rId11"/>
+                    <a:blip r:embed="rId12"/>
                     <a:stretch>
                       <a:fillRect/>
                     </a:stretch>
@@ -4319,7 +4381,7 @@
                     <pic:cNvPicPr/>
                   </pic:nvPicPr>
                   <pic:blipFill>
-                    <a:blip r:embed="rId12"/>
+                    <a:blip r:embed="rId13"/>
                     <a:stretch>
                       <a:fillRect/>
                     </a:stretch>
@@ -4637,9 +4699,18 @@
         <w:br/>
         <w:t xml:space="preserve">Change </w:t>
       </w:r>
+      <w:r>
+        <w:t xml:space="preserve">the </w:t>
+      </w:r>
       <w:proofErr w:type="spellStart"/>
       <w:r>
-        <w:t>Yml</w:t>
+        <w:t>Y</w:t>
+      </w:r>
+      <w:r>
+        <w:t>a</w:t>
+      </w:r>
+      <w:r>
+        <w:t>ml</w:t>
       </w:r>
       <w:proofErr w:type="spellEnd"/>
       <w:r>
@@ -4649,6 +4720,7 @@
         <w:br/>
       </w:r>
       <w:r>
+        <w:lastRenderedPageBreak/>
         <w:br/>
       </w:r>
       <w:r>
@@ -6167,7 +6239,13 @@
         <w:pStyle w:val="Heading2"/>
       </w:pPr>
       <w:r>
-        <w:t xml:space="preserve">Well don! </w:t>
+        <w:t>Well don</w:t>
+      </w:r>
+      <w:r>
+        <w:t>e</w:t>
+      </w:r>
+      <w:r>
+        <w:t xml:space="preserve">! </w:t>
       </w:r>
       <w:r>
         <w:rPr>
